--- a/docs/Пример Главы 4. Проектирование БД.docx
+++ b/docs/Пример Главы 4. Проектирование БД.docx
@@ -17,24 +17,6 @@
     </w:p>
     <w:p>
       <w:pPr>
-        <w:spacing w:line="360" w:lineRule="auto"/>
-        <w:ind w:firstLine="709"/>
-        <w:jc w:val="both"/>
-        <w:rPr>
-          <w:sz w:val="28"/>
-          <w:szCs w:val="28"/>
-        </w:rPr>
-      </w:pPr>
-      <w:r>
-        <w:rPr>
-          <w:sz w:val="28"/>
-          <w:szCs w:val="28"/>
-        </w:rPr>
-        <w:t>Проектирование базы данных – это процесс создания схемы базы данных, которая определяет структуру данных, их взаимосвязь и правила работы с ними. Целью проектирования базы данных является создание эффективной и удобной для использования системы хранения и обработки данных.</w:t>
-      </w:r>
-    </w:p>
-    <w:p>
-      <w:pPr>
         <w:pStyle w:val="a6"/>
         <w:spacing w:beforeAutospacing="0" w:afterAutospacing="0" w:line="360" w:lineRule="auto"/>
         <w:ind w:firstLine="709"/>
@@ -51,7 +33,7 @@
           <w:szCs w:val="28"/>
           <w:lang w:val="ru-RU"/>
         </w:rPr>
-        <w:t>Для программного продукта «Планировщик меню» была разработана база данных, предназначенная для хранения информации о пользователях, недельных меню, блюдах, ингредиентах, приёмах пищи и списках покупок. Разработанная база данных обеспечивает автоматическое формирование меню на неделю, расчёт стоимости, подсчёт калорийности и КБЖУ, а также генерацию списка покупок на основе выбранных блюд.</w:t>
+        <w:t>Проектирование базы данных – это процесс создания схемы базы данных, которая определяет структуру данных, их взаимосвязь и правила работы с ними. Целью проектирования базы данных является создание эффективной и удобной для использования системы хранения и обработки данных.</w:t>
       </w:r>
     </w:p>
     <w:p>
@@ -63,6 +45,28 @@
         <w:rPr>
           <w:sz w:val="28"/>
           <w:szCs w:val="28"/>
+          <w:lang w:val="ru-RU"/>
+        </w:rPr>
+      </w:pPr>
+      <w:r>
+        <w:rPr>
+          <w:sz w:val="28"/>
+          <w:szCs w:val="28"/>
+          <w:lang w:val="ru-RU"/>
+        </w:rPr>
+        <w:t>Для программного продукта «Планировщик меню» была разработана база данных, предназначенная для хранения информации о пользователях, недельных меню, блюдах, ингредиентах, приёмах пищи и списках покупок. Разработанная база данных обеспечивает автоматическое формирование меню на неделю, расчёт стоимости, подсчёт калорийности и КБЖУ, а также генерацию списка покупок на основе выбранных блюд.</w:t>
+      </w:r>
+    </w:p>
+    <w:p>
+      <w:pPr>
+        <w:pStyle w:val="a6"/>
+        <w:spacing w:beforeAutospacing="0" w:afterAutospacing="0" w:line="360" w:lineRule="auto"/>
+        <w:ind w:firstLine="709"/>
+        <w:jc w:val="both"/>
+        <w:rPr>
+          <w:sz w:val="28"/>
+          <w:szCs w:val="28"/>
+          <w:lang w:val="ru-RU"/>
         </w:rPr>
       </w:pPr>
       <w:r>
@@ -78,188 +82,229 @@
           <w:sz w:val="28"/>
           <w:szCs w:val="28"/>
         </w:rPr>
-        <w:t>SQLite</w:t>
-      </w:r>
-      <w:r>
-        <w:rPr>
-          <w:sz w:val="28"/>
-          <w:szCs w:val="28"/>
-          <w:lang w:val="ru-RU"/>
-        </w:rPr>
-        <w:t xml:space="preserve">. </w:t>
-      </w:r>
-      <w:proofErr w:type="spellStart"/>
-      <w:r>
-        <w:rPr>
-          <w:sz w:val="28"/>
-          <w:szCs w:val="28"/>
-        </w:rPr>
-        <w:t>Данная</w:t>
-      </w:r>
-      <w:proofErr w:type="spellEnd"/>
-      <w:r>
-        <w:rPr>
-          <w:sz w:val="28"/>
-          <w:szCs w:val="28"/>
-        </w:rPr>
-        <w:t xml:space="preserve"> СУБД </w:t>
-      </w:r>
-      <w:proofErr w:type="spellStart"/>
-      <w:r>
-        <w:rPr>
-          <w:sz w:val="28"/>
-          <w:szCs w:val="28"/>
-        </w:rPr>
-        <w:t>обладает</w:t>
-      </w:r>
-      <w:proofErr w:type="spellEnd"/>
-      <w:r>
-        <w:rPr>
-          <w:sz w:val="28"/>
-          <w:szCs w:val="28"/>
-        </w:rPr>
-        <w:t xml:space="preserve"> </w:t>
-      </w:r>
-      <w:proofErr w:type="spellStart"/>
-      <w:r>
-        <w:rPr>
-          <w:sz w:val="28"/>
-          <w:szCs w:val="28"/>
-        </w:rPr>
-        <w:t>рядом</w:t>
-      </w:r>
-      <w:proofErr w:type="spellEnd"/>
-      <w:r>
-        <w:rPr>
-          <w:sz w:val="28"/>
-          <w:szCs w:val="28"/>
-        </w:rPr>
-        <w:t xml:space="preserve"> </w:t>
-      </w:r>
-      <w:proofErr w:type="spellStart"/>
-      <w:r>
-        <w:rPr>
-          <w:sz w:val="28"/>
-          <w:szCs w:val="28"/>
-        </w:rPr>
-        <w:t>преимуществ</w:t>
-      </w:r>
-      <w:proofErr w:type="spellEnd"/>
-      <w:r>
-        <w:rPr>
-          <w:sz w:val="28"/>
-          <w:szCs w:val="28"/>
-        </w:rPr>
-        <w:t>:</w:t>
-      </w:r>
-    </w:p>
-    <w:p>
-      <w:pPr>
+        <w:t>MySQL</w:t>
+      </w:r>
+      <w:r>
+        <w:rPr>
+          <w:sz w:val="28"/>
+          <w:szCs w:val="28"/>
+          <w:lang w:val="ru-RU"/>
+        </w:rPr>
+        <w:t>. Данная СУБД обладает рядом преимуществ:</w:t>
+      </w:r>
+    </w:p>
+    <w:p>
+      <w:pPr>
+        <w:pStyle w:val="a6"/>
         <w:numPr>
           <w:ilvl w:val="0"/>
-          <w:numId w:val="2"/>
+          <w:numId w:val="15"/>
         </w:numPr>
-        <w:spacing w:line="360" w:lineRule="auto"/>
-        <w:ind w:firstLine="709"/>
-        <w:jc w:val="both"/>
-        <w:rPr>
-          <w:sz w:val="28"/>
-          <w:szCs w:val="28"/>
-        </w:rPr>
-      </w:pPr>
-      <w:r>
-        <w:rPr>
-          <w:sz w:val="28"/>
-          <w:szCs w:val="28"/>
-        </w:rPr>
-        <w:t xml:space="preserve">простота использования; </w:t>
-      </w:r>
-    </w:p>
-    <w:p>
-      <w:pPr>
+        <w:spacing w:beforeAutospacing="0" w:afterAutospacing="0" w:line="360" w:lineRule="auto"/>
+        <w:jc w:val="both"/>
+        <w:rPr>
+          <w:sz w:val="28"/>
+          <w:szCs w:val="28"/>
+        </w:rPr>
+      </w:pPr>
+      <w:proofErr w:type="spellStart"/>
+      <w:r>
+        <w:rPr>
+          <w:sz w:val="28"/>
+          <w:szCs w:val="28"/>
+        </w:rPr>
+        <w:t>высокая</w:t>
+      </w:r>
+      <w:proofErr w:type="spellEnd"/>
+      <w:r>
+        <w:rPr>
+          <w:sz w:val="28"/>
+          <w:szCs w:val="28"/>
+        </w:rPr>
+        <w:t xml:space="preserve"> </w:t>
+      </w:r>
+      <w:proofErr w:type="spellStart"/>
+      <w:r>
+        <w:rPr>
+          <w:sz w:val="28"/>
+          <w:szCs w:val="28"/>
+        </w:rPr>
+        <w:t>производительность</w:t>
+      </w:r>
+      <w:proofErr w:type="spellEnd"/>
+      <w:r>
+        <w:rPr>
+          <w:sz w:val="28"/>
+          <w:szCs w:val="28"/>
+        </w:rPr>
+        <w:t xml:space="preserve">; </w:t>
+      </w:r>
+    </w:p>
+    <w:p>
+      <w:pPr>
+        <w:pStyle w:val="a6"/>
         <w:numPr>
           <w:ilvl w:val="0"/>
-          <w:numId w:val="2"/>
+          <w:numId w:val="15"/>
         </w:numPr>
-        <w:spacing w:line="360" w:lineRule="auto"/>
-        <w:ind w:firstLine="709"/>
-        <w:jc w:val="both"/>
-        <w:rPr>
-          <w:sz w:val="28"/>
-          <w:szCs w:val="28"/>
-        </w:rPr>
-      </w:pPr>
-      <w:r>
-        <w:rPr>
-          <w:sz w:val="28"/>
-          <w:szCs w:val="28"/>
-        </w:rPr>
-        <w:t xml:space="preserve">отсутствие необходимости в отдельном сервере; </w:t>
-      </w:r>
-    </w:p>
-    <w:p>
-      <w:pPr>
+        <w:spacing w:beforeAutospacing="0" w:afterAutospacing="0" w:line="360" w:lineRule="auto"/>
+        <w:jc w:val="both"/>
+        <w:rPr>
+          <w:sz w:val="28"/>
+          <w:szCs w:val="28"/>
+        </w:rPr>
+      </w:pPr>
+      <w:proofErr w:type="spellStart"/>
+      <w:r>
+        <w:rPr>
+          <w:sz w:val="28"/>
+          <w:szCs w:val="28"/>
+        </w:rPr>
+        <w:t>поддержка</w:t>
+      </w:r>
+      <w:proofErr w:type="spellEnd"/>
+      <w:r>
+        <w:rPr>
+          <w:sz w:val="28"/>
+          <w:szCs w:val="28"/>
+        </w:rPr>
+        <w:t xml:space="preserve"> </w:t>
+      </w:r>
+      <w:proofErr w:type="spellStart"/>
+      <w:r>
+        <w:rPr>
+          <w:sz w:val="28"/>
+          <w:szCs w:val="28"/>
+        </w:rPr>
+        <w:t>многопользовательского</w:t>
+      </w:r>
+      <w:proofErr w:type="spellEnd"/>
+      <w:r>
+        <w:rPr>
+          <w:sz w:val="28"/>
+          <w:szCs w:val="28"/>
+        </w:rPr>
+        <w:t xml:space="preserve"> </w:t>
+      </w:r>
+      <w:proofErr w:type="spellStart"/>
+      <w:r>
+        <w:rPr>
+          <w:sz w:val="28"/>
+          <w:szCs w:val="28"/>
+        </w:rPr>
+        <w:t>режима</w:t>
+      </w:r>
+      <w:proofErr w:type="spellEnd"/>
+      <w:r>
+        <w:rPr>
+          <w:sz w:val="28"/>
+          <w:szCs w:val="28"/>
+        </w:rPr>
+        <w:t xml:space="preserve">; </w:t>
+      </w:r>
+    </w:p>
+    <w:p>
+      <w:pPr>
+        <w:pStyle w:val="a6"/>
         <w:numPr>
           <w:ilvl w:val="0"/>
-          <w:numId w:val="2"/>
+          <w:numId w:val="15"/>
         </w:numPr>
-        <w:spacing w:line="360" w:lineRule="auto"/>
-        <w:ind w:firstLine="709"/>
-        <w:jc w:val="both"/>
-        <w:rPr>
-          <w:sz w:val="28"/>
-          <w:szCs w:val="28"/>
-        </w:rPr>
-      </w:pPr>
-      <w:r>
-        <w:rPr>
-          <w:sz w:val="28"/>
-          <w:szCs w:val="28"/>
-        </w:rPr>
-        <w:t xml:space="preserve">высокая скорость работы; </w:t>
-      </w:r>
-    </w:p>
-    <w:p>
-      <w:pPr>
+        <w:spacing w:beforeAutospacing="0" w:afterAutospacing="0" w:line="360" w:lineRule="auto"/>
+        <w:jc w:val="both"/>
+        <w:rPr>
+          <w:sz w:val="28"/>
+          <w:szCs w:val="28"/>
+        </w:rPr>
+      </w:pPr>
+      <w:proofErr w:type="spellStart"/>
+      <w:r>
+        <w:rPr>
+          <w:sz w:val="28"/>
+          <w:szCs w:val="28"/>
+        </w:rPr>
+        <w:t>надёжность</w:t>
+      </w:r>
+      <w:proofErr w:type="spellEnd"/>
+      <w:r>
+        <w:rPr>
+          <w:sz w:val="28"/>
+          <w:szCs w:val="28"/>
+        </w:rPr>
+        <w:t xml:space="preserve"> </w:t>
+      </w:r>
+      <w:proofErr w:type="spellStart"/>
+      <w:r>
+        <w:rPr>
+          <w:sz w:val="28"/>
+          <w:szCs w:val="28"/>
+        </w:rPr>
+        <w:t>хранения</w:t>
+      </w:r>
+      <w:proofErr w:type="spellEnd"/>
+      <w:r>
+        <w:rPr>
+          <w:sz w:val="28"/>
+          <w:szCs w:val="28"/>
+        </w:rPr>
+        <w:t xml:space="preserve"> </w:t>
+      </w:r>
+      <w:proofErr w:type="spellStart"/>
+      <w:r>
+        <w:rPr>
+          <w:sz w:val="28"/>
+          <w:szCs w:val="28"/>
+        </w:rPr>
+        <w:t>данных</w:t>
+      </w:r>
+      <w:proofErr w:type="spellEnd"/>
+      <w:r>
+        <w:rPr>
+          <w:sz w:val="28"/>
+          <w:szCs w:val="28"/>
+        </w:rPr>
+        <w:t xml:space="preserve">; </w:t>
+      </w:r>
+    </w:p>
+    <w:p>
+      <w:pPr>
+        <w:pStyle w:val="a6"/>
         <w:numPr>
           <w:ilvl w:val="0"/>
-          <w:numId w:val="2"/>
+          <w:numId w:val="15"/>
         </w:numPr>
-        <w:spacing w:line="360" w:lineRule="auto"/>
-        <w:ind w:firstLine="709"/>
-        <w:jc w:val="both"/>
-        <w:rPr>
-          <w:sz w:val="28"/>
-          <w:szCs w:val="28"/>
-        </w:rPr>
-      </w:pPr>
-      <w:r>
-        <w:rPr>
-          <w:sz w:val="28"/>
-          <w:szCs w:val="28"/>
-        </w:rPr>
-        <w:t xml:space="preserve">удобная интеграция с игровым движком </w:t>
-      </w:r>
-      <w:hyperlink r:id="rId7" w:tgtFrame="_new" w:history="1">
-        <w:proofErr w:type="spellStart"/>
-        <w:r>
-          <w:rPr>
-            <w:rStyle w:val="a3"/>
-            <w:sz w:val="28"/>
-            <w:szCs w:val="28"/>
-          </w:rPr>
-          <w:t>Godot</w:t>
-        </w:r>
-        <w:proofErr w:type="spellEnd"/>
-        <w:r>
-          <w:rPr>
-            <w:rStyle w:val="a3"/>
-            <w:sz w:val="28"/>
-            <w:szCs w:val="28"/>
-          </w:rPr>
-          <w:t xml:space="preserve"> Engine</w:t>
-        </w:r>
-      </w:hyperlink>
+        <w:spacing w:beforeAutospacing="0" w:afterAutospacing="0" w:line="360" w:lineRule="auto"/>
+        <w:jc w:val="both"/>
+        <w:rPr>
+          <w:sz w:val="28"/>
+          <w:szCs w:val="28"/>
+        </w:rPr>
+      </w:pPr>
+      <w:proofErr w:type="spellStart"/>
+      <w:r>
+        <w:rPr>
+          <w:sz w:val="28"/>
+          <w:szCs w:val="28"/>
+        </w:rPr>
+        <w:t>возможность</w:t>
+      </w:r>
+      <w:proofErr w:type="spellEnd"/>
+      <w:r>
+        <w:rPr>
+          <w:sz w:val="28"/>
+          <w:szCs w:val="28"/>
+        </w:rPr>
+        <w:t xml:space="preserve"> </w:t>
+      </w:r>
+      <w:proofErr w:type="spellStart"/>
+      <w:r>
+        <w:rPr>
+          <w:sz w:val="28"/>
+          <w:szCs w:val="28"/>
+        </w:rPr>
+        <w:t>масштабирования</w:t>
+      </w:r>
+      <w:proofErr w:type="spellEnd"/>
       <w:r>
         <w:rPr>
           <w:sz w:val="28"/>
@@ -270,24 +315,128 @@
     </w:p>
     <w:p>
       <w:pPr>
+        <w:pStyle w:val="a6"/>
         <w:numPr>
           <w:ilvl w:val="0"/>
-          <w:numId w:val="2"/>
+          <w:numId w:val="15"/>
         </w:numPr>
-        <w:spacing w:line="360" w:lineRule="auto"/>
-        <w:ind w:firstLine="709"/>
-        <w:jc w:val="both"/>
-        <w:rPr>
-          <w:sz w:val="28"/>
-          <w:szCs w:val="28"/>
-        </w:rPr>
-      </w:pPr>
-      <w:r>
-        <w:rPr>
-          <w:sz w:val="28"/>
-          <w:szCs w:val="28"/>
-        </w:rPr>
-        <w:t xml:space="preserve">поддержка настольных и мобильных платформ. </w:t>
+        <w:spacing w:beforeAutospacing="0" w:afterAutospacing="0" w:line="360" w:lineRule="auto"/>
+        <w:jc w:val="both"/>
+        <w:rPr>
+          <w:sz w:val="28"/>
+          <w:szCs w:val="28"/>
+          <w:lang w:val="ru-RU"/>
+        </w:rPr>
+      </w:pPr>
+      <w:r>
+        <w:rPr>
+          <w:sz w:val="28"/>
+          <w:szCs w:val="28"/>
+          <w:lang w:val="ru-RU"/>
+        </w:rPr>
+        <w:t xml:space="preserve">удобная интеграция с </w:t>
+      </w:r>
+      <w:r>
+        <w:rPr>
+          <w:sz w:val="28"/>
+          <w:szCs w:val="28"/>
+        </w:rPr>
+        <w:t>Flutter</w:t>
+      </w:r>
+      <w:r>
+        <w:rPr>
+          <w:sz w:val="28"/>
+          <w:szCs w:val="28"/>
+          <w:lang w:val="ru-RU"/>
+        </w:rPr>
+        <w:t xml:space="preserve">-приложениями; </w:t>
+      </w:r>
+    </w:p>
+    <w:p>
+      <w:pPr>
+        <w:pStyle w:val="a6"/>
+        <w:numPr>
+          <w:ilvl w:val="0"/>
+          <w:numId w:val="15"/>
+        </w:numPr>
+        <w:spacing w:beforeAutospacing="0" w:afterAutospacing="0" w:line="360" w:lineRule="auto"/>
+        <w:jc w:val="both"/>
+        <w:rPr>
+          <w:sz w:val="28"/>
+          <w:szCs w:val="28"/>
+        </w:rPr>
+      </w:pPr>
+      <w:proofErr w:type="spellStart"/>
+      <w:r>
+        <w:rPr>
+          <w:sz w:val="28"/>
+          <w:szCs w:val="28"/>
+        </w:rPr>
+        <w:t>поддержка</w:t>
+      </w:r>
+      <w:proofErr w:type="spellEnd"/>
+      <w:r>
+        <w:rPr>
+          <w:sz w:val="28"/>
+          <w:szCs w:val="28"/>
+        </w:rPr>
+        <w:t xml:space="preserve"> </w:t>
+      </w:r>
+      <w:proofErr w:type="spellStart"/>
+      <w:r>
+        <w:rPr>
+          <w:sz w:val="28"/>
+          <w:szCs w:val="28"/>
+        </w:rPr>
+        <w:t>клиент-серверной</w:t>
+      </w:r>
+      <w:proofErr w:type="spellEnd"/>
+      <w:r>
+        <w:rPr>
+          <w:sz w:val="28"/>
+          <w:szCs w:val="28"/>
+        </w:rPr>
+        <w:t xml:space="preserve"> </w:t>
+      </w:r>
+      <w:proofErr w:type="spellStart"/>
+      <w:r>
+        <w:rPr>
+          <w:sz w:val="28"/>
+          <w:szCs w:val="28"/>
+        </w:rPr>
+        <w:t>архитектуры</w:t>
+      </w:r>
+      <w:proofErr w:type="spellEnd"/>
+      <w:r>
+        <w:rPr>
+          <w:sz w:val="28"/>
+          <w:szCs w:val="28"/>
+        </w:rPr>
+        <w:t xml:space="preserve">; </w:t>
+      </w:r>
+    </w:p>
+    <w:p>
+      <w:pPr>
+        <w:pStyle w:val="a6"/>
+        <w:numPr>
+          <w:ilvl w:val="0"/>
+          <w:numId w:val="15"/>
+        </w:numPr>
+        <w:spacing w:beforeAutospacing="0" w:afterAutospacing="0" w:line="360" w:lineRule="auto"/>
+        <w:jc w:val="both"/>
+        <w:rPr>
+          <w:sz w:val="28"/>
+          <w:szCs w:val="28"/>
+          <w:lang w:val="ru-RU"/>
+        </w:rPr>
+      </w:pPr>
+      <w:r>
+        <w:rPr>
+          <w:sz w:val="28"/>
+          <w:szCs w:val="28"/>
+          <w:lang w:val="ru-RU"/>
+        </w:rPr>
+        <w:t xml:space="preserve">высокая безопасность и стабильность работы. </w:t>
       </w:r>
     </w:p>
     <w:p>
@@ -369,7 +518,7 @@
                     </pic:cNvPicPr>
                   </pic:nvPicPr>
                   <pic:blipFill>
-                    <a:blip r:embed="rId8"/>
+                    <a:blip r:embed="rId7"/>
                     <a:stretch>
                       <a:fillRect/>
                     </a:stretch>
@@ -540,78 +689,8 @@
     </w:p>
     <w:p>
       <w:pPr>
-        <w:pStyle w:val="a6"/>
-        <w:spacing w:beforeAutospacing="0" w:afterAutospacing="0" w:line="360" w:lineRule="auto"/>
-        <w:ind w:firstLine="709"/>
-        <w:jc w:val="both"/>
-        <w:rPr>
-          <w:sz w:val="28"/>
-          <w:szCs w:val="28"/>
-        </w:rPr>
-      </w:pPr>
-      <w:proofErr w:type="spellStart"/>
-      <w:r>
-        <w:rPr>
-          <w:sz w:val="28"/>
-          <w:szCs w:val="28"/>
-        </w:rPr>
-        <w:t>Рисунок</w:t>
-      </w:r>
-      <w:proofErr w:type="spellEnd"/>
-      <w:r>
-        <w:rPr>
-          <w:sz w:val="28"/>
-          <w:szCs w:val="28"/>
-        </w:rPr>
-        <w:t xml:space="preserve"> 5 – ER-</w:t>
-      </w:r>
-      <w:proofErr w:type="spellStart"/>
-      <w:r>
-        <w:rPr>
-          <w:sz w:val="28"/>
-          <w:szCs w:val="28"/>
-        </w:rPr>
-        <w:t>модель</w:t>
-      </w:r>
-      <w:proofErr w:type="spellEnd"/>
-      <w:r>
-        <w:rPr>
-          <w:sz w:val="28"/>
-          <w:szCs w:val="28"/>
-        </w:rPr>
-        <w:t xml:space="preserve"> </w:t>
-      </w:r>
-      <w:proofErr w:type="spellStart"/>
-      <w:r>
-        <w:rPr>
-          <w:sz w:val="28"/>
-          <w:szCs w:val="28"/>
-        </w:rPr>
-        <w:t>базы</w:t>
-      </w:r>
-      <w:proofErr w:type="spellEnd"/>
-      <w:r>
-        <w:rPr>
-          <w:sz w:val="28"/>
-          <w:szCs w:val="28"/>
-        </w:rPr>
-        <w:t xml:space="preserve"> </w:t>
-      </w:r>
-      <w:proofErr w:type="spellStart"/>
-      <w:r>
-        <w:rPr>
-          <w:sz w:val="28"/>
-          <w:szCs w:val="28"/>
-        </w:rPr>
-        <w:t>данных</w:t>
-      </w:r>
-      <w:proofErr w:type="spellEnd"/>
-    </w:p>
-    <w:p>
-      <w:pPr>
         <w:spacing w:line="360" w:lineRule="auto"/>
-        <w:ind w:firstLine="709"/>
-        <w:jc w:val="both"/>
+        <w:jc w:val="center"/>
         <w:rPr>
           <w:sz w:val="28"/>
           <w:szCs w:val="28"/>
@@ -644,7 +723,7 @@
                     </pic:cNvPicPr>
                   </pic:nvPicPr>
                   <pic:blipFill>
-                    <a:blip r:embed="rId9"/>
+                    <a:blip r:embed="rId8"/>
                     <a:stretch>
                       <a:fillRect/>
                     </a:stretch>
@@ -669,7 +748,7 @@
       <w:pPr>
         <w:spacing w:line="360" w:lineRule="auto"/>
         <w:ind w:firstLine="709"/>
-        <w:jc w:val="both"/>
+        <w:jc w:val="center"/>
         <w:rPr>
           <w:sz w:val="28"/>
           <w:szCs w:val="28"/>
@@ -4755,6 +4834,268 @@
       </w:pPr>
       <w:rPr>
         <w:rFonts w:ascii="Wingdings" w:hAnsi="Wingdings" w:cs="Wingdings" w:hint="default"/>
+        <w:sz w:val="20"/>
+      </w:rPr>
+    </w:lvl>
+  </w:abstractNum>
+  <w:abstractNum w:abstractNumId="13" w15:restartNumberingAfterBreak="0">
+    <w:nsid w:val="77B354DA"/>
+    <w:multiLevelType w:val="hybridMultilevel"/>
+    <w:tmpl w:val="D96EE1E6"/>
+    <w:lvl w:ilvl="0" w:tplc="04190001">
+      <w:start w:val="1"/>
+      <w:numFmt w:val="bullet"/>
+      <w:lvlText w:val=""/>
+      <w:lvlJc w:val="left"/>
+      <w:pPr>
+        <w:ind w:left="1080" w:hanging="360"/>
+      </w:pPr>
+      <w:rPr>
+        <w:rFonts w:ascii="Symbol" w:hAnsi="Symbol" w:hint="default"/>
+      </w:rPr>
+    </w:lvl>
+    <w:lvl w:ilvl="1" w:tplc="04190003" w:tentative="1">
+      <w:start w:val="1"/>
+      <w:numFmt w:val="bullet"/>
+      <w:lvlText w:val="o"/>
+      <w:lvlJc w:val="left"/>
+      <w:pPr>
+        <w:ind w:left="1800" w:hanging="360"/>
+      </w:pPr>
+      <w:rPr>
+        <w:rFonts w:ascii="Courier New" w:hAnsi="Courier New" w:cs="Courier New" w:hint="default"/>
+      </w:rPr>
+    </w:lvl>
+    <w:lvl w:ilvl="2" w:tplc="04190005" w:tentative="1">
+      <w:start w:val="1"/>
+      <w:numFmt w:val="bullet"/>
+      <w:lvlText w:val=""/>
+      <w:lvlJc w:val="left"/>
+      <w:pPr>
+        <w:ind w:left="2520" w:hanging="360"/>
+      </w:pPr>
+      <w:rPr>
+        <w:rFonts w:ascii="Wingdings" w:hAnsi="Wingdings" w:hint="default"/>
+      </w:rPr>
+    </w:lvl>
+    <w:lvl w:ilvl="3" w:tplc="04190001" w:tentative="1">
+      <w:start w:val="1"/>
+      <w:numFmt w:val="bullet"/>
+      <w:lvlText w:val=""/>
+      <w:lvlJc w:val="left"/>
+      <w:pPr>
+        <w:ind w:left="3240" w:hanging="360"/>
+      </w:pPr>
+      <w:rPr>
+        <w:rFonts w:ascii="Symbol" w:hAnsi="Symbol" w:hint="default"/>
+      </w:rPr>
+    </w:lvl>
+    <w:lvl w:ilvl="4" w:tplc="04190003" w:tentative="1">
+      <w:start w:val="1"/>
+      <w:numFmt w:val="bullet"/>
+      <w:lvlText w:val="o"/>
+      <w:lvlJc w:val="left"/>
+      <w:pPr>
+        <w:ind w:left="3960" w:hanging="360"/>
+      </w:pPr>
+      <w:rPr>
+        <w:rFonts w:ascii="Courier New" w:hAnsi="Courier New" w:cs="Courier New" w:hint="default"/>
+      </w:rPr>
+    </w:lvl>
+    <w:lvl w:ilvl="5" w:tplc="04190005" w:tentative="1">
+      <w:start w:val="1"/>
+      <w:numFmt w:val="bullet"/>
+      <w:lvlText w:val=""/>
+      <w:lvlJc w:val="left"/>
+      <w:pPr>
+        <w:ind w:left="4680" w:hanging="360"/>
+      </w:pPr>
+      <w:rPr>
+        <w:rFonts w:ascii="Wingdings" w:hAnsi="Wingdings" w:hint="default"/>
+      </w:rPr>
+    </w:lvl>
+    <w:lvl w:ilvl="6" w:tplc="04190001" w:tentative="1">
+      <w:start w:val="1"/>
+      <w:numFmt w:val="bullet"/>
+      <w:lvlText w:val=""/>
+      <w:lvlJc w:val="left"/>
+      <w:pPr>
+        <w:ind w:left="5400" w:hanging="360"/>
+      </w:pPr>
+      <w:rPr>
+        <w:rFonts w:ascii="Symbol" w:hAnsi="Symbol" w:hint="default"/>
+      </w:rPr>
+    </w:lvl>
+    <w:lvl w:ilvl="7" w:tplc="04190003" w:tentative="1">
+      <w:start w:val="1"/>
+      <w:numFmt w:val="bullet"/>
+      <w:lvlText w:val="o"/>
+      <w:lvlJc w:val="left"/>
+      <w:pPr>
+        <w:ind w:left="6120" w:hanging="360"/>
+      </w:pPr>
+      <w:rPr>
+        <w:rFonts w:ascii="Courier New" w:hAnsi="Courier New" w:cs="Courier New" w:hint="default"/>
+      </w:rPr>
+    </w:lvl>
+    <w:lvl w:ilvl="8" w:tplc="04190005" w:tentative="1">
+      <w:start w:val="1"/>
+      <w:numFmt w:val="bullet"/>
+      <w:lvlText w:val=""/>
+      <w:lvlJc w:val="left"/>
+      <w:pPr>
+        <w:ind w:left="6840" w:hanging="360"/>
+      </w:pPr>
+      <w:rPr>
+        <w:rFonts w:ascii="Wingdings" w:hAnsi="Wingdings" w:hint="default"/>
+      </w:rPr>
+    </w:lvl>
+  </w:abstractNum>
+  <w:abstractNum w:abstractNumId="14" w15:restartNumberingAfterBreak="0">
+    <w:nsid w:val="7A87561C"/>
+    <w:multiLevelType w:val="multilevel"/>
+    <w:tmpl w:val="956CD57E"/>
+    <w:lvl w:ilvl="0">
+      <w:start w:val="1"/>
+      <w:numFmt w:val="bullet"/>
+      <w:lvlText w:val=""/>
+      <w:lvlJc w:val="left"/>
+      <w:pPr>
+        <w:tabs>
+          <w:tab w:val="num" w:pos="720"/>
+        </w:tabs>
+        <w:ind w:left="720" w:hanging="360"/>
+      </w:pPr>
+      <w:rPr>
+        <w:rFonts w:ascii="Symbol" w:hAnsi="Symbol" w:hint="default"/>
+        <w:sz w:val="20"/>
+      </w:rPr>
+    </w:lvl>
+    <w:lvl w:ilvl="1" w:tentative="1">
+      <w:start w:val="1"/>
+      <w:numFmt w:val="bullet"/>
+      <w:lvlText w:val="o"/>
+      <w:lvlJc w:val="left"/>
+      <w:pPr>
+        <w:tabs>
+          <w:tab w:val="num" w:pos="1440"/>
+        </w:tabs>
+        <w:ind w:left="1440" w:hanging="360"/>
+      </w:pPr>
+      <w:rPr>
+        <w:rFonts w:ascii="Courier New" w:hAnsi="Courier New" w:hint="default"/>
+        <w:sz w:val="20"/>
+      </w:rPr>
+    </w:lvl>
+    <w:lvl w:ilvl="2" w:tentative="1">
+      <w:start w:val="1"/>
+      <w:numFmt w:val="bullet"/>
+      <w:lvlText w:val=""/>
+      <w:lvlJc w:val="left"/>
+      <w:pPr>
+        <w:tabs>
+          <w:tab w:val="num" w:pos="2160"/>
+        </w:tabs>
+        <w:ind w:left="2160" w:hanging="360"/>
+      </w:pPr>
+      <w:rPr>
+        <w:rFonts w:ascii="Wingdings" w:hAnsi="Wingdings" w:hint="default"/>
+        <w:sz w:val="20"/>
+      </w:rPr>
+    </w:lvl>
+    <w:lvl w:ilvl="3" w:tentative="1">
+      <w:start w:val="1"/>
+      <w:numFmt w:val="bullet"/>
+      <w:lvlText w:val=""/>
+      <w:lvlJc w:val="left"/>
+      <w:pPr>
+        <w:tabs>
+          <w:tab w:val="num" w:pos="2880"/>
+        </w:tabs>
+        <w:ind w:left="2880" w:hanging="360"/>
+      </w:pPr>
+      <w:rPr>
+        <w:rFonts w:ascii="Wingdings" w:hAnsi="Wingdings" w:hint="default"/>
+        <w:sz w:val="20"/>
+      </w:rPr>
+    </w:lvl>
+    <w:lvl w:ilvl="4" w:tentative="1">
+      <w:start w:val="1"/>
+      <w:numFmt w:val="bullet"/>
+      <w:lvlText w:val=""/>
+      <w:lvlJc w:val="left"/>
+      <w:pPr>
+        <w:tabs>
+          <w:tab w:val="num" w:pos="3600"/>
+        </w:tabs>
+        <w:ind w:left="3600" w:hanging="360"/>
+      </w:pPr>
+      <w:rPr>
+        <w:rFonts w:ascii="Wingdings" w:hAnsi="Wingdings" w:hint="default"/>
+        <w:sz w:val="20"/>
+      </w:rPr>
+    </w:lvl>
+    <w:lvl w:ilvl="5" w:tentative="1">
+      <w:start w:val="1"/>
+      <w:numFmt w:val="bullet"/>
+      <w:lvlText w:val=""/>
+      <w:lvlJc w:val="left"/>
+      <w:pPr>
+        <w:tabs>
+          <w:tab w:val="num" w:pos="4320"/>
+        </w:tabs>
+        <w:ind w:left="4320" w:hanging="360"/>
+      </w:pPr>
+      <w:rPr>
+        <w:rFonts w:ascii="Wingdings" w:hAnsi="Wingdings" w:hint="default"/>
+        <w:sz w:val="20"/>
+      </w:rPr>
+    </w:lvl>
+    <w:lvl w:ilvl="6" w:tentative="1">
+      <w:start w:val="1"/>
+      <w:numFmt w:val="bullet"/>
+      <w:lvlText w:val=""/>
+      <w:lvlJc w:val="left"/>
+      <w:pPr>
+        <w:tabs>
+          <w:tab w:val="num" w:pos="5040"/>
+        </w:tabs>
+        <w:ind w:left="5040" w:hanging="360"/>
+      </w:pPr>
+      <w:rPr>
+        <w:rFonts w:ascii="Wingdings" w:hAnsi="Wingdings" w:hint="default"/>
+        <w:sz w:val="20"/>
+      </w:rPr>
+    </w:lvl>
+    <w:lvl w:ilvl="7" w:tentative="1">
+      <w:start w:val="1"/>
+      <w:numFmt w:val="bullet"/>
+      <w:lvlText w:val=""/>
+      <w:lvlJc w:val="left"/>
+      <w:pPr>
+        <w:tabs>
+          <w:tab w:val="num" w:pos="5760"/>
+        </w:tabs>
+        <w:ind w:left="5760" w:hanging="360"/>
+      </w:pPr>
+      <w:rPr>
+        <w:rFonts w:ascii="Wingdings" w:hAnsi="Wingdings" w:hint="default"/>
+        <w:sz w:val="20"/>
+      </w:rPr>
+    </w:lvl>
+    <w:lvl w:ilvl="8" w:tentative="1">
+      <w:start w:val="1"/>
+      <w:numFmt w:val="bullet"/>
+      <w:lvlText w:val=""/>
+      <w:lvlJc w:val="left"/>
+      <w:pPr>
+        <w:tabs>
+          <w:tab w:val="num" w:pos="6480"/>
+        </w:tabs>
+        <w:ind w:left="6480" w:hanging="360"/>
+      </w:pPr>
+      <w:rPr>
+        <w:rFonts w:ascii="Wingdings" w:hAnsi="Wingdings" w:hint="default"/>
         <w:sz w:val="20"/>
       </w:rPr>
     </w:lvl>
@@ -4797,6 +5138,12 @@
   </w:num>
   <w:num w:numId="13" w16cid:durableId="1646273583">
     <w:abstractNumId w:val="2"/>
+  </w:num>
+  <w:num w:numId="14" w16cid:durableId="1805657907">
+    <w:abstractNumId w:val="14"/>
+  </w:num>
+  <w:num w:numId="15" w16cid:durableId="1810972602">
+    <w:abstractNumId w:val="13"/>
   </w:num>
 </w:numbering>
 </file>
@@ -5393,7 +5740,6 @@
   <w:style w:type="character" w:default="1" w:styleId="a0">
     <w:name w:val="Default Paragraph Font"/>
     <w:uiPriority w:val="1"/>
-    <w:semiHidden/>
     <w:unhideWhenUsed/>
   </w:style>
   <w:style w:type="table" w:default="1" w:styleId="a1">
